--- a/Спецификация требований к клиент-серверному приложению.docx
+++ b/Спецификация требований к клиент-серверному приложению.docx
@@ -42,65 +42,7 @@
           <w:sz w:val="28"/>
           <w:szCs w:val="28"/>
         </w:rPr>
-        <w:t xml:space="preserve">Приложение </w:t>
-      </w:r>
-      <w:r>
-        <w:rPr>
-          <w:rFonts w:ascii="Times New Roman" w:hAnsi="Times New Roman" w:cs="Times New Roman"/>
-          <w:sz w:val="28"/>
-          <w:szCs w:val="28"/>
-        </w:rPr>
-        <w:t xml:space="preserve">должно </w:t>
-      </w:r>
-      <w:r>
-        <w:rPr>
-          <w:rFonts w:ascii="Times New Roman" w:hAnsi="Times New Roman" w:cs="Times New Roman"/>
-          <w:sz w:val="28"/>
-          <w:szCs w:val="28"/>
-        </w:rPr>
-        <w:t>представля</w:t>
-      </w:r>
-      <w:r>
-        <w:rPr>
-          <w:rFonts w:ascii="Times New Roman" w:hAnsi="Times New Roman" w:cs="Times New Roman"/>
-          <w:sz w:val="28"/>
-          <w:szCs w:val="28"/>
-        </w:rPr>
-        <w:t>ть</w:t>
-      </w:r>
-      <w:r>
-        <w:rPr>
-          <w:rFonts w:ascii="Times New Roman" w:hAnsi="Times New Roman" w:cs="Times New Roman"/>
-          <w:sz w:val="28"/>
-          <w:szCs w:val="28"/>
-        </w:rPr>
-        <w:t xml:space="preserve"> собой клиент-серверную систему, разработанную с использованием </w:t>
-      </w:r>
-      <w:proofErr w:type="spellStart"/>
-      <w:r>
-        <w:rPr>
-          <w:rFonts w:ascii="Times New Roman" w:hAnsi="Times New Roman" w:cs="Times New Roman"/>
-          <w:sz w:val="28"/>
-          <w:szCs w:val="28"/>
-        </w:rPr>
-        <w:t>Qt</w:t>
-      </w:r>
-      <w:proofErr w:type="spellEnd"/>
-      <w:r>
-        <w:rPr>
-          <w:rFonts w:ascii="Times New Roman" w:hAnsi="Times New Roman" w:cs="Times New Roman"/>
-          <w:sz w:val="28"/>
-          <w:szCs w:val="28"/>
-        </w:rPr>
-        <w:t xml:space="preserve"> Framework</w:t>
-      </w:r>
-      <w:r>
-        <w:rPr>
-          <w:rFonts w:ascii="Times New Roman" w:hAnsi="Times New Roman" w:cs="Times New Roman"/>
-          <w:sz w:val="28"/>
-          <w:szCs w:val="28"/>
-        </w:rPr>
-        <w:t xml:space="preserve"> и обеспечивать следующие основные функции:</w:t>
+        <w:t>Приложение должно представлять собой клиент-серверную систему, разработанную с использованием Qt Framework и обеспечивать следующие основные функции:</w:t>
       </w:r>
     </w:p>
     <w:p>
@@ -126,25 +68,7 @@
           <w:sz w:val="28"/>
           <w:szCs w:val="28"/>
         </w:rPr>
-        <w:t xml:space="preserve">Графический интерфейс (GUI) на </w:t>
-      </w:r>
-      <w:proofErr w:type="spellStart"/>
-      <w:r>
-        <w:rPr>
-          <w:rFonts w:ascii="Times New Roman" w:hAnsi="Times New Roman" w:cs="Times New Roman"/>
-          <w:sz w:val="28"/>
-          <w:szCs w:val="28"/>
-        </w:rPr>
-        <w:t>Qt</w:t>
-      </w:r>
-      <w:proofErr w:type="spellEnd"/>
-      <w:r>
-        <w:rPr>
-          <w:rFonts w:ascii="Times New Roman" w:hAnsi="Times New Roman" w:cs="Times New Roman"/>
-          <w:sz w:val="28"/>
-          <w:szCs w:val="28"/>
-        </w:rPr>
-        <w:t xml:space="preserve"> для клиентской части.</w:t>
+        <w:t>Графический интерфейс (GUI) на Qt для клиентской части.</w:t>
       </w:r>
     </w:p>
     <w:p>
@@ -238,23 +162,13 @@
         </w:rPr>
         <w:t xml:space="preserve"> </w:t>
       </w:r>
-      <w:proofErr w:type="spellStart"/>
-      <w:r>
-        <w:rPr>
-          <w:rFonts w:ascii="Times New Roman" w:hAnsi="Times New Roman" w:cs="Times New Roman"/>
-          <w:sz w:val="28"/>
-          <w:szCs w:val="28"/>
-        </w:rPr>
-        <w:t>Виженера</w:t>
-      </w:r>
-      <w:proofErr w:type="spellEnd"/>
-      <w:r>
-        <w:rPr>
-          <w:rFonts w:ascii="Times New Roman" w:hAnsi="Times New Roman" w:cs="Times New Roman"/>
-          <w:sz w:val="28"/>
-          <w:szCs w:val="28"/>
-        </w:rPr>
-        <w:t>).</w:t>
+      <w:r>
+        <w:rPr>
+          <w:rFonts w:ascii="Times New Roman" w:hAnsi="Times New Roman" w:cs="Times New Roman"/>
+          <w:sz w:val="28"/>
+          <w:szCs w:val="28"/>
+        </w:rPr>
+        <w:t>Виженера).</w:t>
       </w:r>
     </w:p>
     <w:p>
@@ -329,43 +243,7 @@
           <w:sz w:val="28"/>
           <w:szCs w:val="28"/>
         </w:rPr>
-        <w:t>Управление базой данных (</w:t>
-      </w:r>
-      <w:proofErr w:type="spellStart"/>
-      <w:r>
-        <w:rPr>
-          <w:rFonts w:ascii="Times New Roman" w:hAnsi="Times New Roman" w:cs="Times New Roman"/>
-          <w:sz w:val="28"/>
-          <w:szCs w:val="28"/>
-        </w:rPr>
-        <w:t>SQLite</w:t>
-      </w:r>
-      <w:proofErr w:type="spellEnd"/>
-      <w:r>
-        <w:rPr>
-          <w:rFonts w:ascii="Times New Roman" w:hAnsi="Times New Roman" w:cs="Times New Roman"/>
-          <w:sz w:val="28"/>
-          <w:szCs w:val="28"/>
-        </w:rPr>
-        <w:t>/</w:t>
-      </w:r>
-      <w:proofErr w:type="spellStart"/>
-      <w:r>
-        <w:rPr>
-          <w:rFonts w:ascii="Times New Roman" w:hAnsi="Times New Roman" w:cs="Times New Roman"/>
-          <w:sz w:val="28"/>
-          <w:szCs w:val="28"/>
-        </w:rPr>
-        <w:t>PostgreSQL</w:t>
-      </w:r>
-      <w:proofErr w:type="spellEnd"/>
-      <w:r>
-        <w:rPr>
-          <w:rFonts w:ascii="Times New Roman" w:hAnsi="Times New Roman" w:cs="Times New Roman"/>
-          <w:sz w:val="28"/>
-          <w:szCs w:val="28"/>
-        </w:rPr>
-        <w:t>) и статистикой для администратора.</w:t>
+        <w:t>Управление базой данных (SQLite/PostgreSQL) и статистикой для администратора.</w:t>
       </w:r>
     </w:p>
     <w:p>
@@ -489,25 +367,7 @@
           <w:sz w:val="28"/>
           <w:szCs w:val="28"/>
         </w:rPr>
-        <w:t xml:space="preserve">Работа с БД (хранение логинов, паролей, </w:t>
-      </w:r>
-      <w:proofErr w:type="spellStart"/>
-      <w:r>
-        <w:rPr>
-          <w:rFonts w:ascii="Times New Roman" w:hAnsi="Times New Roman" w:cs="Times New Roman"/>
-          <w:sz w:val="28"/>
-          <w:szCs w:val="28"/>
-        </w:rPr>
-        <w:t>email</w:t>
-      </w:r>
-      <w:proofErr w:type="spellEnd"/>
-      <w:r>
-        <w:rPr>
-          <w:rFonts w:ascii="Times New Roman" w:hAnsi="Times New Roman" w:cs="Times New Roman"/>
-          <w:sz w:val="28"/>
-          <w:szCs w:val="28"/>
-        </w:rPr>
-        <w:t>, даты регистрации).</w:t>
+        <w:t>Работа с БД (хранение логинов, паролей, email, даты регистрации).</w:t>
       </w:r>
     </w:p>
     <w:p>
@@ -532,25 +392,7 @@
           <w:sz w:val="28"/>
           <w:szCs w:val="28"/>
         </w:rPr>
-        <w:t xml:space="preserve">Реализация </w:t>
-      </w:r>
-      <w:proofErr w:type="spellStart"/>
-      <w:r>
-        <w:rPr>
-          <w:rFonts w:ascii="Times New Roman" w:hAnsi="Times New Roman" w:cs="Times New Roman"/>
-          <w:sz w:val="28"/>
-          <w:szCs w:val="28"/>
-        </w:rPr>
-        <w:t>синглтона</w:t>
-      </w:r>
-      <w:proofErr w:type="spellEnd"/>
-      <w:r>
-        <w:rPr>
-          <w:rFonts w:ascii="Times New Roman" w:hAnsi="Times New Roman" w:cs="Times New Roman"/>
-          <w:sz w:val="28"/>
-          <w:szCs w:val="28"/>
-        </w:rPr>
-        <w:t xml:space="preserve"> для доступа к БД.</w:t>
+        <w:t>Реализация синглтона для доступа к БД.</w:t>
       </w:r>
     </w:p>
     <w:p>
@@ -569,23 +411,13 @@
           <w:szCs w:val="28"/>
         </w:rPr>
       </w:pPr>
-      <w:proofErr w:type="spellStart"/>
-      <w:r>
-        <w:rPr>
-          <w:rFonts w:ascii="Times New Roman" w:hAnsi="Times New Roman" w:cs="Times New Roman"/>
-          <w:sz w:val="28"/>
-          <w:szCs w:val="28"/>
-        </w:rPr>
-        <w:t>Docker</w:t>
-      </w:r>
-      <w:proofErr w:type="spellEnd"/>
-      <w:r>
-        <w:rPr>
-          <w:rFonts w:ascii="Times New Roman" w:hAnsi="Times New Roman" w:cs="Times New Roman"/>
-          <w:sz w:val="28"/>
-          <w:szCs w:val="28"/>
-        </w:rPr>
-        <w:t>-контейнеризация.</w:t>
+      <w:r>
+        <w:rPr>
+          <w:rFonts w:ascii="Times New Roman" w:hAnsi="Times New Roman" w:cs="Times New Roman"/>
+          <w:sz w:val="28"/>
+          <w:szCs w:val="28"/>
+        </w:rPr>
+        <w:t>Docker-контейнеризация.</w:t>
       </w:r>
     </w:p>
     <w:p>
@@ -638,25 +470,7 @@
           <w:sz w:val="28"/>
           <w:szCs w:val="28"/>
         </w:rPr>
-        <w:t>Оконный интерфейс (</w:t>
-      </w:r>
-      <w:proofErr w:type="spellStart"/>
-      <w:r>
-        <w:rPr>
-          <w:rFonts w:ascii="Times New Roman" w:hAnsi="Times New Roman" w:cs="Times New Roman"/>
-          <w:sz w:val="28"/>
-          <w:szCs w:val="28"/>
-        </w:rPr>
-        <w:t>Qt</w:t>
-      </w:r>
-      <w:proofErr w:type="spellEnd"/>
-      <w:r>
-        <w:rPr>
-          <w:rFonts w:ascii="Times New Roman" w:hAnsi="Times New Roman" w:cs="Times New Roman"/>
-          <w:sz w:val="28"/>
-          <w:szCs w:val="28"/>
-        </w:rPr>
-        <w:t>) с экранами:</w:t>
+        <w:t>Оконный интерфейс (Qt) с экранами:</w:t>
       </w:r>
     </w:p>
     <w:p>
@@ -680,25 +494,7 @@
           <w:sz w:val="28"/>
           <w:szCs w:val="28"/>
         </w:rPr>
-        <w:t>Авторизация (</w:t>
-      </w:r>
-      <w:proofErr w:type="spellStart"/>
-      <w:r>
-        <w:rPr>
-          <w:rFonts w:ascii="Times New Roman" w:hAnsi="Times New Roman" w:cs="Times New Roman"/>
-          <w:sz w:val="28"/>
-          <w:szCs w:val="28"/>
-        </w:rPr>
-        <w:t>LoginWindow</w:t>
-      </w:r>
-      <w:proofErr w:type="spellEnd"/>
-      <w:r>
-        <w:rPr>
-          <w:rFonts w:ascii="Times New Roman" w:hAnsi="Times New Roman" w:cs="Times New Roman"/>
-          <w:sz w:val="28"/>
-          <w:szCs w:val="28"/>
-        </w:rPr>
-        <w:t>).</w:t>
+        <w:t>Авторизация (LoginWindow).</w:t>
       </w:r>
     </w:p>
     <w:p>
@@ -722,25 +518,7 @@
           <w:sz w:val="28"/>
           <w:szCs w:val="28"/>
         </w:rPr>
-        <w:t>Регистрация (</w:t>
-      </w:r>
-      <w:proofErr w:type="spellStart"/>
-      <w:r>
-        <w:rPr>
-          <w:rFonts w:ascii="Times New Roman" w:hAnsi="Times New Roman" w:cs="Times New Roman"/>
-          <w:sz w:val="28"/>
-          <w:szCs w:val="28"/>
-        </w:rPr>
-        <w:t>RegisterWindow</w:t>
-      </w:r>
-      <w:proofErr w:type="spellEnd"/>
-      <w:r>
-        <w:rPr>
-          <w:rFonts w:ascii="Times New Roman" w:hAnsi="Times New Roman" w:cs="Times New Roman"/>
-          <w:sz w:val="28"/>
-          <w:szCs w:val="28"/>
-        </w:rPr>
-        <w:t>).</w:t>
+        <w:t>Регистрация (RegisterWindow).</w:t>
       </w:r>
     </w:p>
     <w:p>
@@ -765,25 +543,7 @@
           <w:szCs w:val="28"/>
         </w:rPr>
         <w:lastRenderedPageBreak/>
-        <w:t>Главное меню (</w:t>
-      </w:r>
-      <w:proofErr w:type="spellStart"/>
-      <w:r>
-        <w:rPr>
-          <w:rFonts w:ascii="Times New Roman" w:hAnsi="Times New Roman" w:cs="Times New Roman"/>
-          <w:sz w:val="28"/>
-          <w:szCs w:val="28"/>
-        </w:rPr>
-        <w:t>MainWindow</w:t>
-      </w:r>
-      <w:proofErr w:type="spellEnd"/>
-      <w:r>
-        <w:rPr>
-          <w:rFonts w:ascii="Times New Roman" w:hAnsi="Times New Roman" w:cs="Times New Roman"/>
-          <w:sz w:val="28"/>
-          <w:szCs w:val="28"/>
-        </w:rPr>
-        <w:t>).</w:t>
+        <w:t>Главное меню (MainWindow).</w:t>
       </w:r>
     </w:p>
     <w:p>
@@ -807,25 +567,7 @@
           <w:sz w:val="28"/>
           <w:szCs w:val="28"/>
         </w:rPr>
-        <w:t>Таблицы данных (</w:t>
-      </w:r>
-      <w:proofErr w:type="spellStart"/>
-      <w:r>
-        <w:rPr>
-          <w:rFonts w:ascii="Times New Roman" w:hAnsi="Times New Roman" w:cs="Times New Roman"/>
-          <w:sz w:val="28"/>
-          <w:szCs w:val="28"/>
-        </w:rPr>
-        <w:t>TaskWindow</w:t>
-      </w:r>
-      <w:proofErr w:type="spellEnd"/>
-      <w:r>
-        <w:rPr>
-          <w:rFonts w:ascii="Times New Roman" w:hAnsi="Times New Roman" w:cs="Times New Roman"/>
-          <w:sz w:val="28"/>
-          <w:szCs w:val="28"/>
-        </w:rPr>
-        <w:t>).</w:t>
+        <w:t>Таблицы данных (TaskWindow).</w:t>
       </w:r>
     </w:p>
     <w:p>
@@ -843,23 +585,13 @@
           <w:szCs w:val="28"/>
         </w:rPr>
       </w:pPr>
-      <w:proofErr w:type="spellStart"/>
-      <w:r>
-        <w:rPr>
-          <w:rFonts w:ascii="Times New Roman" w:hAnsi="Times New Roman" w:cs="Times New Roman"/>
-          <w:sz w:val="28"/>
-          <w:szCs w:val="28"/>
-        </w:rPr>
-        <w:t>Синглтон</w:t>
-      </w:r>
-      <w:proofErr w:type="spellEnd"/>
-      <w:r>
-        <w:rPr>
-          <w:rFonts w:ascii="Times New Roman" w:hAnsi="Times New Roman" w:cs="Times New Roman"/>
-          <w:sz w:val="28"/>
-          <w:szCs w:val="28"/>
-        </w:rPr>
-        <w:t xml:space="preserve"> для управления соединением с сервером.</w:t>
+      <w:r>
+        <w:rPr>
+          <w:rFonts w:ascii="Times New Roman" w:hAnsi="Times New Roman" w:cs="Times New Roman"/>
+          <w:sz w:val="28"/>
+          <w:szCs w:val="28"/>
+        </w:rPr>
+        <w:t>Синглтон для управления соединением с сервером.</w:t>
       </w:r>
     </w:p>
     <w:p>
@@ -961,25 +693,7 @@
           <w:sz w:val="28"/>
           <w:szCs w:val="28"/>
         </w:rPr>
-        <w:t xml:space="preserve">Хранение паролей в БД в виде </w:t>
-      </w:r>
-      <w:proofErr w:type="spellStart"/>
-      <w:r>
-        <w:rPr>
-          <w:rFonts w:ascii="Times New Roman" w:hAnsi="Times New Roman" w:cs="Times New Roman"/>
-          <w:sz w:val="28"/>
-          <w:szCs w:val="28"/>
-        </w:rPr>
-        <w:t>хешей</w:t>
-      </w:r>
-      <w:proofErr w:type="spellEnd"/>
-      <w:r>
-        <w:rPr>
-          <w:rFonts w:ascii="Times New Roman" w:hAnsi="Times New Roman" w:cs="Times New Roman"/>
-          <w:sz w:val="28"/>
-          <w:szCs w:val="28"/>
-        </w:rPr>
-        <w:t xml:space="preserve"> (SHA1).</w:t>
+        <w:t>Хранение паролей в БД в виде хешей (SHA1).</w:t>
       </w:r>
     </w:p>
     <w:p>
@@ -1028,25 +742,7 @@
           <w:sz w:val="28"/>
           <w:szCs w:val="28"/>
         </w:rPr>
-        <w:t xml:space="preserve">Реализация шифра </w:t>
-      </w:r>
-      <w:proofErr w:type="spellStart"/>
-      <w:r>
-        <w:rPr>
-          <w:rFonts w:ascii="Times New Roman" w:hAnsi="Times New Roman" w:cs="Times New Roman"/>
-          <w:sz w:val="28"/>
-          <w:szCs w:val="28"/>
-        </w:rPr>
-        <w:t>Виженера</w:t>
-      </w:r>
-      <w:proofErr w:type="spellEnd"/>
-      <w:r>
-        <w:rPr>
-          <w:rFonts w:ascii="Times New Roman" w:hAnsi="Times New Roman" w:cs="Times New Roman"/>
-          <w:sz w:val="28"/>
-          <w:szCs w:val="28"/>
-        </w:rPr>
-        <w:t xml:space="preserve"> для передачи данных.</w:t>
+        <w:t>Реализация шифра Виженера для передачи данных.</w:t>
       </w:r>
     </w:p>
     <w:p>
@@ -1321,18 +1017,17 @@
           <w:sz w:val="28"/>
           <w:szCs w:val="28"/>
         </w:rPr>
-        <w:t>Просмотр всех пользователей в таблице (</w:t>
-      </w:r>
-      <w:proofErr w:type="spellStart"/>
-      <w:r>
-        <w:rPr>
-          <w:rFonts w:ascii="Times New Roman" w:hAnsi="Times New Roman" w:cs="Times New Roman"/>
-          <w:sz w:val="28"/>
-          <w:szCs w:val="28"/>
-        </w:rPr>
-        <w:t>id</w:t>
-      </w:r>
-      <w:proofErr w:type="spellEnd"/>
+        <w:t xml:space="preserve">Просмотр всех пользователей в таблице (id, login, </w:t>
+      </w:r>
+      <w:r>
+        <w:rPr>
+          <w:rFonts w:ascii="Times New Roman" w:hAnsi="Times New Roman" w:cs="Times New Roman"/>
+          <w:sz w:val="28"/>
+          <w:szCs w:val="28"/>
+          <w:lang w:val="en-US"/>
+        </w:rPr>
+        <w:t>password</w:t>
+      </w:r>
       <w:r>
         <w:rPr>
           <w:rFonts w:ascii="Times New Roman" w:hAnsi="Times New Roman" w:cs="Times New Roman"/>
@@ -1341,76 +1036,13 @@
         </w:rPr>
         <w:t xml:space="preserve">, </w:t>
       </w:r>
-      <w:proofErr w:type="spellStart"/>
-      <w:r>
-        <w:rPr>
-          <w:rFonts w:ascii="Times New Roman" w:hAnsi="Times New Roman" w:cs="Times New Roman"/>
-          <w:sz w:val="28"/>
-          <w:szCs w:val="28"/>
-        </w:rPr>
-        <w:t>login</w:t>
-      </w:r>
-      <w:proofErr w:type="spellEnd"/>
-      <w:r>
-        <w:rPr>
-          <w:rFonts w:ascii="Times New Roman" w:hAnsi="Times New Roman" w:cs="Times New Roman"/>
-          <w:sz w:val="28"/>
-          <w:szCs w:val="28"/>
-        </w:rPr>
-        <w:t xml:space="preserve">, </w:t>
-      </w:r>
-      <w:r>
-        <w:rPr>
-          <w:rFonts w:ascii="Times New Roman" w:hAnsi="Times New Roman" w:cs="Times New Roman"/>
-          <w:sz w:val="28"/>
-          <w:szCs w:val="28"/>
-          <w:lang w:val="en-US"/>
-        </w:rPr>
-        <w:t>password</w:t>
-      </w:r>
-      <w:r>
-        <w:rPr>
-          <w:rFonts w:ascii="Times New Roman" w:hAnsi="Times New Roman" w:cs="Times New Roman"/>
-          <w:sz w:val="28"/>
-          <w:szCs w:val="28"/>
-        </w:rPr>
-        <w:t xml:space="preserve">, </w:t>
-      </w:r>
-      <w:proofErr w:type="spellStart"/>
-      <w:r>
-        <w:rPr>
-          <w:rFonts w:ascii="Times New Roman" w:hAnsi="Times New Roman" w:cs="Times New Roman"/>
-          <w:sz w:val="28"/>
-          <w:szCs w:val="28"/>
-        </w:rPr>
-        <w:t>email</w:t>
-      </w:r>
-      <w:proofErr w:type="spellEnd"/>
-      <w:r>
-        <w:rPr>
-          <w:rFonts w:ascii="Times New Roman" w:hAnsi="Times New Roman" w:cs="Times New Roman"/>
-          <w:sz w:val="28"/>
-          <w:szCs w:val="28"/>
-        </w:rPr>
-        <w:t xml:space="preserve">, </w:t>
-      </w:r>
-      <w:proofErr w:type="spellStart"/>
-      <w:r>
-        <w:rPr>
-          <w:rFonts w:ascii="Times New Roman" w:hAnsi="Times New Roman" w:cs="Times New Roman"/>
-          <w:sz w:val="28"/>
-          <w:szCs w:val="28"/>
-        </w:rPr>
-        <w:t>created_at</w:t>
-      </w:r>
-      <w:proofErr w:type="spellEnd"/>
-      <w:r>
-        <w:rPr>
-          <w:rFonts w:ascii="Times New Roman" w:hAnsi="Times New Roman" w:cs="Times New Roman"/>
-          <w:sz w:val="28"/>
-          <w:szCs w:val="28"/>
-        </w:rPr>
-        <w:t>).</w:t>
+      <w:r>
+        <w:rPr>
+          <w:rFonts w:ascii="Times New Roman" w:hAnsi="Times New Roman" w:cs="Times New Roman"/>
+          <w:sz w:val="28"/>
+          <w:szCs w:val="28"/>
+        </w:rPr>
+        <w:t>email, created_at).</w:t>
       </w:r>
     </w:p>
     <w:p>
@@ -1529,33 +1161,7 @@
           <w:sz w:val="28"/>
           <w:szCs w:val="28"/>
         </w:rPr>
-        <w:t xml:space="preserve">Колонки: ID, Логин, </w:t>
-      </w:r>
-      <w:r>
-        <w:rPr>
-          <w:rFonts w:ascii="Times New Roman" w:hAnsi="Times New Roman" w:cs="Times New Roman"/>
-          <w:sz w:val="28"/>
-          <w:szCs w:val="28"/>
-        </w:rPr>
-        <w:t xml:space="preserve">Пароль, </w:t>
-      </w:r>
-      <w:proofErr w:type="spellStart"/>
-      <w:r>
-        <w:rPr>
-          <w:rFonts w:ascii="Times New Roman" w:hAnsi="Times New Roman" w:cs="Times New Roman"/>
-          <w:sz w:val="28"/>
-          <w:szCs w:val="28"/>
-        </w:rPr>
-        <w:t>Email</w:t>
-      </w:r>
-      <w:proofErr w:type="spellEnd"/>
-      <w:r>
-        <w:rPr>
-          <w:rFonts w:ascii="Times New Roman" w:hAnsi="Times New Roman" w:cs="Times New Roman"/>
-          <w:sz w:val="28"/>
-          <w:szCs w:val="28"/>
-        </w:rPr>
-        <w:t>, Дата регистрации.</w:t>
+        <w:t>Колонки: ID, Логин, Пароль, Email, Дата регистрации.</w:t>
       </w:r>
     </w:p>
     <w:p>
@@ -1670,63 +1276,7 @@
           <w:sz w:val="28"/>
           <w:szCs w:val="28"/>
         </w:rPr>
-        <w:t>Сервер должен стабильно работать даже при большой нагрузке. Это значит</w:t>
-      </w:r>
-      <w:r>
-        <w:rPr>
-          <w:rFonts w:ascii="Times New Roman" w:hAnsi="Times New Roman" w:cs="Times New Roman"/>
-          <w:sz w:val="28"/>
-          <w:szCs w:val="28"/>
-        </w:rPr>
-        <w:t xml:space="preserve">, то есть обеспечивать одновременную поддержку нескольких активных пользователей без зависаний. Также необходимы быстрая обработка запросов </w:t>
-      </w:r>
-      <w:r>
-        <w:rPr>
-          <w:rFonts w:ascii="Times New Roman" w:hAnsi="Times New Roman" w:cs="Times New Roman"/>
-          <w:sz w:val="28"/>
-          <w:szCs w:val="28"/>
-        </w:rPr>
-        <w:t>(регистрация, авторизация, шифрование, математические вычисления)</w:t>
-      </w:r>
-      <w:r>
-        <w:rPr>
-          <w:rFonts w:ascii="Times New Roman" w:hAnsi="Times New Roman" w:cs="Times New Roman"/>
-          <w:sz w:val="28"/>
-          <w:szCs w:val="28"/>
-        </w:rPr>
-        <w:t xml:space="preserve"> и минимальные </w:t>
-      </w:r>
-      <w:r>
-        <w:rPr>
-          <w:rFonts w:ascii="Times New Roman" w:hAnsi="Times New Roman" w:cs="Times New Roman"/>
-          <w:sz w:val="28"/>
-          <w:szCs w:val="28"/>
-        </w:rPr>
-        <w:t>задержки при передаче данных между клиентом и сервером.</w:t>
-      </w:r>
-      <w:r>
-        <w:rPr>
-          <w:rFonts w:ascii="Times New Roman" w:hAnsi="Times New Roman" w:cs="Times New Roman"/>
-          <w:sz w:val="28"/>
-          <w:szCs w:val="28"/>
-        </w:rPr>
-        <w:t xml:space="preserve"> Должно быть а</w:t>
-      </w:r>
-      <w:r>
-        <w:rPr>
-          <w:rFonts w:ascii="Times New Roman" w:hAnsi="Times New Roman" w:cs="Times New Roman"/>
-          <w:sz w:val="28"/>
-          <w:szCs w:val="28"/>
-        </w:rPr>
-        <w:t>втоматическое освобождение ресурсов после отключения клиентов</w:t>
-      </w:r>
-      <w:r>
-        <w:rPr>
-          <w:rFonts w:ascii="Times New Roman" w:hAnsi="Times New Roman" w:cs="Times New Roman"/>
-          <w:sz w:val="28"/>
-          <w:szCs w:val="28"/>
-        </w:rPr>
-        <w:t>.</w:t>
+        <w:t>Сервер должен стабильно работать даже при большой нагрузке. Это значит, то есть обеспечивать одновременную поддержку нескольких активных пользователей без зависаний. Также необходимы быстрая обработка запросов (регистрация, авторизация, шифрование, математические вычисления) и минимальные задержки при передаче данных между клиентом и сервером. Должно быть автоматическое освобождение ресурсов после отключения клиентов.</w:t>
       </w:r>
     </w:p>
     <w:p>
@@ -1770,15 +1320,7 @@
           <w:sz w:val="28"/>
           <w:szCs w:val="28"/>
         </w:rPr>
-        <w:t>Интерфейс клиента должен быть </w:t>
-      </w:r>
-      <w:r>
-        <w:rPr>
-          <w:rFonts w:ascii="Times New Roman" w:hAnsi="Times New Roman" w:cs="Times New Roman"/>
-          <w:sz w:val="28"/>
-          <w:szCs w:val="28"/>
-        </w:rPr>
-        <w:t>отзывчивым,</w:t>
+        <w:t>Интерфейс клиента должен быть отзывчивым,</w:t>
       </w:r>
       <w:r>
         <w:rPr>
@@ -1796,39 +1338,15 @@
           <w:sz w:val="28"/>
           <w:szCs w:val="28"/>
         </w:rPr>
-        <w:t>л</w:t>
-      </w:r>
-      <w:r>
-        <w:rPr>
-          <w:rFonts w:ascii="Times New Roman" w:hAnsi="Times New Roman" w:cs="Times New Roman"/>
-          <w:sz w:val="28"/>
-          <w:szCs w:val="28"/>
-        </w:rPr>
-        <w:t>юбое действие (нажатие кнопки, загрузка данных)</w:t>
-      </w:r>
-      <w:r>
-        <w:rPr>
-          <w:rFonts w:ascii="Times New Roman" w:hAnsi="Times New Roman" w:cs="Times New Roman"/>
-          <w:sz w:val="28"/>
-          <w:szCs w:val="28"/>
-        </w:rPr>
-        <w:t xml:space="preserve"> должно выполнять быстро и качественно, </w:t>
-      </w:r>
-      <w:r>
-        <w:rPr>
-          <w:rFonts w:ascii="Times New Roman" w:hAnsi="Times New Roman" w:cs="Times New Roman"/>
-          <w:sz w:val="28"/>
-          <w:szCs w:val="28"/>
-        </w:rPr>
-        <w:t>д</w:t>
-      </w:r>
-      <w:r>
-        <w:rPr>
-          <w:rFonts w:ascii="Times New Roman" w:hAnsi="Times New Roman" w:cs="Times New Roman"/>
-          <w:sz w:val="28"/>
-          <w:szCs w:val="28"/>
-        </w:rPr>
-        <w:t>анные из БД или от сервера загружаются без заметных задержек.</w:t>
+        <w:t xml:space="preserve">любое действие (нажатие кнопки, загрузка данных) должно выполнять быстро и качественно, </w:t>
+      </w:r>
+      <w:r>
+        <w:rPr>
+          <w:rFonts w:ascii="Times New Roman" w:hAnsi="Times New Roman" w:cs="Times New Roman"/>
+          <w:sz w:val="28"/>
+          <w:szCs w:val="28"/>
+        </w:rPr>
+        <w:t>данные из БД или от сервера загружаются без заметных задержек.</w:t>
       </w:r>
     </w:p>
     <w:p>
@@ -1897,25 +1415,7 @@
           <w:sz w:val="28"/>
           <w:szCs w:val="28"/>
         </w:rPr>
-        <w:t xml:space="preserve">Все данные, передаваемые между клиентом и сервером, шифруются с использованием шифра </w:t>
-      </w:r>
-      <w:proofErr w:type="spellStart"/>
-      <w:r>
-        <w:rPr>
-          <w:rFonts w:ascii="Times New Roman" w:hAnsi="Times New Roman" w:cs="Times New Roman"/>
-          <w:sz w:val="28"/>
-          <w:szCs w:val="28"/>
-        </w:rPr>
-        <w:t>Виженера</w:t>
-      </w:r>
-      <w:proofErr w:type="spellEnd"/>
-      <w:r>
-        <w:rPr>
-          <w:rFonts w:ascii="Times New Roman" w:hAnsi="Times New Roman" w:cs="Times New Roman"/>
-          <w:sz w:val="28"/>
-          <w:szCs w:val="28"/>
-        </w:rPr>
-        <w:t>.</w:t>
+        <w:t>Все данные, передаваемые между клиентом и сервером, шифруются с использованием шифра Виженера.</w:t>
       </w:r>
     </w:p>
     <w:p>
@@ -2038,7 +1538,6 @@
         </w:rPr>
         <w:t xml:space="preserve"> </w:t>
       </w:r>
-      <w:proofErr w:type="spellStart"/>
       <w:r>
         <w:rPr>
           <w:rFonts w:ascii="Times New Roman" w:hAnsi="Times New Roman" w:cs="Times New Roman"/>
@@ -2048,7 +1547,6 @@
         </w:rPr>
         <w:t>UnitTest</w:t>
       </w:r>
-      <w:proofErr w:type="spellEnd"/>
       <w:r>
         <w:rPr>
           <w:rFonts w:ascii="Times New Roman" w:hAnsi="Times New Roman" w:cs="Times New Roman"/>
@@ -2073,7 +1571,6 @@
         </w:rPr>
         <w:t xml:space="preserve">шифр </w:t>
       </w:r>
-      <w:proofErr w:type="spellStart"/>
       <w:r>
         <w:rPr>
           <w:rFonts w:ascii="Times New Roman" w:hAnsi="Times New Roman" w:cs="Times New Roman"/>
@@ -2090,7 +1587,6 @@
         </w:rPr>
         <w:t>а</w:t>
       </w:r>
-      <w:proofErr w:type="spellEnd"/>
       <w:r>
         <w:rPr>
           <w:rFonts w:ascii="Times New Roman" w:hAnsi="Times New Roman" w:cs="Times New Roman"/>
@@ -2163,23 +1659,13 @@
           <w:szCs w:val="28"/>
         </w:rPr>
       </w:pPr>
-      <w:proofErr w:type="spellStart"/>
-      <w:r>
-        <w:rPr>
-          <w:rFonts w:ascii="Times New Roman" w:hAnsi="Times New Roman" w:cs="Times New Roman"/>
-          <w:sz w:val="28"/>
-          <w:szCs w:val="28"/>
-        </w:rPr>
-        <w:t>Doxygen</w:t>
-      </w:r>
-      <w:proofErr w:type="spellEnd"/>
-      <w:r>
-        <w:rPr>
-          <w:rFonts w:ascii="Times New Roman" w:hAnsi="Times New Roman" w:cs="Times New Roman"/>
-          <w:sz w:val="28"/>
-          <w:szCs w:val="28"/>
-        </w:rPr>
-        <w:t>: Описание классов и методов.</w:t>
+      <w:r>
+        <w:rPr>
+          <w:rFonts w:ascii="Times New Roman" w:hAnsi="Times New Roman" w:cs="Times New Roman"/>
+          <w:sz w:val="28"/>
+          <w:szCs w:val="28"/>
+        </w:rPr>
+        <w:t>Doxygen: Описание классов и методов.</w:t>
       </w:r>
     </w:p>
     <w:p>
@@ -2227,33 +1713,7 @@
           <w:sz w:val="28"/>
           <w:szCs w:val="28"/>
         </w:rPr>
-        <w:t>Диаграммы:</w:t>
-      </w:r>
-      <w:r>
-        <w:rPr>
-          <w:rFonts w:ascii="Times New Roman" w:hAnsi="Times New Roman" w:cs="Times New Roman"/>
-          <w:sz w:val="28"/>
-          <w:szCs w:val="28"/>
-        </w:rPr>
-        <w:t xml:space="preserve"> </w:t>
-      </w:r>
-      <w:proofErr w:type="spellStart"/>
-      <w:r>
-        <w:rPr>
-          <w:rFonts w:ascii="Times New Roman" w:hAnsi="Times New Roman" w:cs="Times New Roman"/>
-          <w:sz w:val="28"/>
-          <w:szCs w:val="28"/>
-        </w:rPr>
-        <w:t>UseCase</w:t>
-      </w:r>
-      <w:proofErr w:type="spellEnd"/>
-      <w:r>
-        <w:rPr>
-          <w:rFonts w:ascii="Times New Roman" w:hAnsi="Times New Roman" w:cs="Times New Roman"/>
-          <w:sz w:val="28"/>
-          <w:szCs w:val="28"/>
-        </w:rPr>
-        <w:t>, классы (для сервера и клиента).</w:t>
+        <w:t>Диаграммы: UseCase, классы (для сервера и клиента).</w:t>
       </w:r>
     </w:p>
     <w:p>
@@ -2341,23 +1801,13 @@
           <w:szCs w:val="28"/>
         </w:rPr>
       </w:pPr>
-      <w:proofErr w:type="spellStart"/>
-      <w:r>
-        <w:rPr>
-          <w:rFonts w:ascii="Times New Roman" w:hAnsi="Times New Roman" w:cs="Times New Roman"/>
-          <w:sz w:val="28"/>
-          <w:szCs w:val="28"/>
-        </w:rPr>
-        <w:t>Email</w:t>
-      </w:r>
-      <w:proofErr w:type="spellEnd"/>
-      <w:r>
-        <w:rPr>
-          <w:rFonts w:ascii="Times New Roman" w:hAnsi="Times New Roman" w:cs="Times New Roman"/>
-          <w:sz w:val="28"/>
-          <w:szCs w:val="28"/>
-        </w:rPr>
-        <w:t> и дата регистрации.</w:t>
+      <w:r>
+        <w:rPr>
+          <w:rFonts w:ascii="Times New Roman" w:hAnsi="Times New Roman" w:cs="Times New Roman"/>
+          <w:sz w:val="28"/>
+          <w:szCs w:val="28"/>
+        </w:rPr>
+        <w:t>Email и дата регистрации.</w:t>
       </w:r>
     </w:p>
     <w:p>
@@ -2391,136 +1841,6 @@
           <w:rFonts w:ascii="Times New Roman" w:hAnsi="Times New Roman" w:cs="Times New Roman"/>
           <w:sz w:val="28"/>
           <w:szCs w:val="28"/>
-          <w:lang w:val="en-US"/>
-        </w:rPr>
-      </w:pPr>
-      <w:r>
-        <w:rPr>
-          <w:rFonts w:ascii="Times New Roman" w:hAnsi="Times New Roman" w:cs="Times New Roman"/>
-          <w:sz w:val="28"/>
-          <w:szCs w:val="28"/>
-        </w:rPr>
-        <w:t>Как должна работать БД</w:t>
-      </w:r>
-      <w:r>
-        <w:rPr>
-          <w:rFonts w:ascii="Times New Roman" w:hAnsi="Times New Roman" w:cs="Times New Roman"/>
-          <w:sz w:val="28"/>
-          <w:szCs w:val="28"/>
-          <w:lang w:val="en-US"/>
-        </w:rPr>
-        <w:t>:</w:t>
-      </w:r>
-    </w:p>
-    <w:p>
-      <w:pPr>
-        <w:numPr>
-          <w:ilvl w:val="0"/>
-          <w:numId w:val="25"/>
-        </w:numPr>
-        <w:spacing w:line="360" w:lineRule="auto"/>
-        <w:jc w:val="both"/>
-        <w:rPr>
-          <w:rFonts w:ascii="Times New Roman" w:hAnsi="Times New Roman" w:cs="Times New Roman"/>
-          <w:sz w:val="28"/>
-          <w:szCs w:val="28"/>
-        </w:rPr>
-      </w:pPr>
-      <w:r>
-        <w:rPr>
-          <w:rFonts w:ascii="Times New Roman" w:hAnsi="Times New Roman" w:cs="Times New Roman"/>
-          <w:sz w:val="28"/>
-          <w:szCs w:val="28"/>
-        </w:rPr>
-        <w:t>Быстро отвечать на запросы (поиск пользователя, проверка пароля).</w:t>
-      </w:r>
-    </w:p>
-    <w:p>
-      <w:pPr>
-        <w:numPr>
-          <w:ilvl w:val="0"/>
-          <w:numId w:val="25"/>
-        </w:numPr>
-        <w:spacing w:line="360" w:lineRule="auto"/>
-        <w:jc w:val="both"/>
-        <w:rPr>
-          <w:rFonts w:ascii="Times New Roman" w:hAnsi="Times New Roman" w:cs="Times New Roman"/>
-          <w:sz w:val="28"/>
-          <w:szCs w:val="28"/>
-        </w:rPr>
-      </w:pPr>
-      <w:r>
-        <w:rPr>
-          <w:rFonts w:ascii="Times New Roman" w:hAnsi="Times New Roman" w:cs="Times New Roman"/>
-          <w:sz w:val="28"/>
-          <w:szCs w:val="28"/>
-        </w:rPr>
-        <w:t>Надёжно хранить данные (резервные копии, защита от сбоев).</w:t>
-      </w:r>
-    </w:p>
-    <w:p>
-      <w:pPr>
-        <w:numPr>
-          <w:ilvl w:val="0"/>
-          <w:numId w:val="25"/>
-        </w:numPr>
-        <w:spacing w:line="360" w:lineRule="auto"/>
-        <w:jc w:val="both"/>
-        <w:rPr>
-          <w:rFonts w:ascii="Times New Roman" w:hAnsi="Times New Roman" w:cs="Times New Roman"/>
-          <w:sz w:val="28"/>
-          <w:szCs w:val="28"/>
-        </w:rPr>
-      </w:pPr>
-      <w:r>
-        <w:rPr>
-          <w:rFonts w:ascii="Times New Roman" w:hAnsi="Times New Roman" w:cs="Times New Roman"/>
-          <w:sz w:val="28"/>
-          <w:szCs w:val="28"/>
-        </w:rPr>
-        <w:t xml:space="preserve">Масштабироваться (если пользователей станет больше, БД не должна </w:t>
-      </w:r>
-      <w:r>
-        <w:rPr>
-          <w:rFonts w:ascii="Times New Roman" w:hAnsi="Times New Roman" w:cs="Times New Roman"/>
-          <w:sz w:val="28"/>
-          <w:szCs w:val="28"/>
-        </w:rPr>
-        <w:t>«</w:t>
-      </w:r>
-      <w:r>
-        <w:rPr>
-          <w:rFonts w:ascii="Times New Roman" w:hAnsi="Times New Roman" w:cs="Times New Roman"/>
-          <w:sz w:val="28"/>
-          <w:szCs w:val="28"/>
-        </w:rPr>
-        <w:t>падать</w:t>
-      </w:r>
-      <w:r>
-        <w:rPr>
-          <w:rFonts w:ascii="Times New Roman" w:hAnsi="Times New Roman" w:cs="Times New Roman"/>
-          <w:sz w:val="28"/>
-          <w:szCs w:val="28"/>
-        </w:rPr>
-        <w:t>»</w:t>
-      </w:r>
-      <w:r>
-        <w:rPr>
-          <w:rFonts w:ascii="Times New Roman" w:hAnsi="Times New Roman" w:cs="Times New Roman"/>
-          <w:sz w:val="28"/>
-          <w:szCs w:val="28"/>
-        </w:rPr>
-        <w:t>).</w:t>
-      </w:r>
-    </w:p>
-    <w:p>
-      <w:pPr>
-        <w:spacing w:line="360" w:lineRule="auto"/>
-        <w:jc w:val="both"/>
-        <w:rPr>
-          <w:rFonts w:ascii="Times New Roman" w:hAnsi="Times New Roman" w:cs="Times New Roman"/>
-          <w:sz w:val="28"/>
-          <w:szCs w:val="28"/>
         </w:rPr>
       </w:pPr>
       <w:r>
@@ -2615,7 +1935,6 @@
           <w:sz w:val="28"/>
           <w:szCs w:val="28"/>
         </w:rPr>
-        <w:lastRenderedPageBreak/>
         <w:t>Регистрация</w:t>
       </w:r>
     </w:p>
@@ -2639,25 +1958,7 @@
           <w:sz w:val="28"/>
           <w:szCs w:val="28"/>
         </w:rPr>
-        <w:t xml:space="preserve">Пользователь вводит логин, пароль, </w:t>
-      </w:r>
-      <w:proofErr w:type="spellStart"/>
-      <w:r>
-        <w:rPr>
-          <w:rFonts w:ascii="Times New Roman" w:hAnsi="Times New Roman" w:cs="Times New Roman"/>
-          <w:sz w:val="28"/>
-          <w:szCs w:val="28"/>
-        </w:rPr>
-        <w:t>email</w:t>
-      </w:r>
-      <w:proofErr w:type="spellEnd"/>
-      <w:r>
-        <w:rPr>
-          <w:rFonts w:ascii="Times New Roman" w:hAnsi="Times New Roman" w:cs="Times New Roman"/>
-          <w:sz w:val="28"/>
-          <w:szCs w:val="28"/>
-        </w:rPr>
-        <w:t>.</w:t>
+        <w:t>Пользователь вводит логин, пароль, email.</w:t>
       </w:r>
     </w:p>
     <w:p>
@@ -2703,25 +2004,7 @@
           <w:sz w:val="28"/>
           <w:szCs w:val="28"/>
         </w:rPr>
-        <w:t xml:space="preserve">Пароль </w:t>
-      </w:r>
-      <w:proofErr w:type="spellStart"/>
-      <w:r>
-        <w:rPr>
-          <w:rFonts w:ascii="Times New Roman" w:hAnsi="Times New Roman" w:cs="Times New Roman"/>
-          <w:sz w:val="28"/>
-          <w:szCs w:val="28"/>
-        </w:rPr>
-        <w:t>хешируется</w:t>
-      </w:r>
-      <w:proofErr w:type="spellEnd"/>
-      <w:r>
-        <w:rPr>
-          <w:rFonts w:ascii="Times New Roman" w:hAnsi="Times New Roman" w:cs="Times New Roman"/>
-          <w:sz w:val="28"/>
-          <w:szCs w:val="28"/>
-        </w:rPr>
-        <w:t xml:space="preserve"> (SHA1) и сохраняется в БД.</w:t>
+        <w:t>Пароль хешируется (SHA1) и сохраняется в БД.</w:t>
       </w:r>
     </w:p>
     <w:p>
@@ -2763,6 +2046,7 @@
           <w:sz w:val="28"/>
           <w:szCs w:val="28"/>
         </w:rPr>
+        <w:lastRenderedPageBreak/>
         <w:t>Пользователь вводит уравнение и начальное приближение.</w:t>
       </w:r>
     </w:p>
@@ -7550,6 +6834,7 @@
   <w:style w:type="character" w:default="1" w:styleId="a0">
     <w:name w:val="Default Paragraph Font"/>
     <w:uiPriority w:val="1"/>
+    <w:semiHidden/>
     <w:unhideWhenUsed/>
   </w:style>
   <w:style w:type="table" w:default="1" w:styleId="a1">
